--- a/Space_News_13_07_2026.docx
+++ b/Space_News_13_07_2026.docx
@@ -210,7 +210,7 @@
           <w:b/>
           <w:sz w:val="26"/>
         </w:rPr>
-        <w:t>2. ISRO successfully conducts 2nd integrated air drop test for Gaganyaan mission - News On AIR</w:t>
+        <w:t>2. ISRO successfully carries out tests of Gaganyaan crew module systems - The Hindu</w:t>
       </w:r>
     </w:p>
     <w:p>
@@ -219,55 +219,6 @@
         <w:jc w:val="left"/>
       </w:pPr>
       <w:hyperlink r:id="rId13">
-        <w:r>
-          <w:rPr>
-            <w:color w:val="0000FF"/>
-            <w:u w:val="single"/>
-          </w:rPr>
-          <w:t>Read more</w:t>
-        </w:r>
-      </w:hyperlink>
-    </w:p>
-    <w:p>
-      <w:pPr>
-        <w:spacing w:after="120" w:line="276" w:lineRule="auto"/>
-        <w:jc w:val="both"/>
-      </w:pPr>
-      <w:r>
-        <w:rPr>
-          <w:rFonts w:ascii="Times New Roman" w:hAnsi="Times New Roman"/>
-          <w:sz w:val="24"/>
-        </w:rPr>
-        <w:t>ISRO successfully conducts 2nd integrated air drop test for Gaganyaan mission News On AIR</w:t>
-      </w:r>
-    </w:p>
-    <w:p>
-      <w:pPr>
-        <w:pBdr>
-          <w:bottom w:val="single" w:sz="6" w:space="6" w:color="A6A6A6"/>
-        </w:pBdr>
-      </w:pPr>
-    </w:p>
-    <w:p/>
-    <w:p>
-      <w:pPr>
-        <w:spacing w:after="60"/>
-      </w:pPr>
-      <w:r>
-        <w:rPr>
-          <w:rFonts w:ascii="Times New Roman" w:hAnsi="Times New Roman"/>
-          <w:b/>
-          <w:sz w:val="26"/>
-        </w:rPr>
-        <w:t>3. ISRO successfully carries out tests of Gaganyaan crew module systems - The Hindu</w:t>
-      </w:r>
-    </w:p>
-    <w:p>
-      <w:pPr>
-        <w:spacing w:after="80"/>
-        <w:jc w:val="left"/>
-      </w:pPr>
-      <w:hyperlink r:id="rId14">
         <w:r>
           <w:rPr>
             <w:color w:val="0000FF"/>
@@ -298,7 +249,7 @@
                     <pic:cNvPicPr/>
                   </pic:nvPicPr>
                   <pic:blipFill>
-                    <a:blip r:embed="rId15"/>
+                    <a:blip r:embed="rId14"/>
                     <a:stretch>
                       <a:fillRect/>
                     </a:stretch>
@@ -348,7 +299,7 @@
           <w:b/>
           <w:sz w:val="26"/>
         </w:rPr>
-        <w:t>4. Isro completes 3 Gaganyaan crew capsule tests. Know how these will keep astronauts safe - India Today</w:t>
+        <w:t>3. Isro completes 3 Gaganyaan crew capsule tests. Know how these will keep astronauts safe - India Today</w:t>
       </w:r>
     </w:p>
     <w:p>
@@ -356,7 +307,7 @@
         <w:spacing w:after="80"/>
         <w:jc w:val="left"/>
       </w:pPr>
-      <w:hyperlink r:id="rId16">
+      <w:hyperlink r:id="rId15">
         <w:r>
           <w:rPr>
             <w:color w:val="0000FF"/>
@@ -387,7 +338,7 @@
                     <pic:cNvPicPr/>
                   </pic:nvPicPr>
                   <pic:blipFill>
-                    <a:blip r:embed="rId17"/>
+                    <a:blip r:embed="rId16"/>
                     <a:stretch>
                       <a:fillRect/>
                     </a:stretch>
@@ -437,7 +388,7 @@
           <w:b/>
           <w:sz w:val="26"/>
         </w:rPr>
-        <w:t>5. ISRO Successfully Conducts 3 Crucial Tests for Gaganyaan Crew Module - Deccan Chronicle</w:t>
+        <w:t>4. ISRO Successfully Conducts 3 Crucial Tests for Gaganyaan Crew Module - Deccan Chronicle</w:t>
       </w:r>
     </w:p>
     <w:p>
@@ -445,7 +396,7 @@
         <w:spacing w:after="80"/>
         <w:jc w:val="left"/>
       </w:pPr>
-      <w:hyperlink r:id="rId18">
+      <w:hyperlink r:id="rId17">
         <w:r>
           <w:rPr>
             <w:color w:val="0000FF"/>
@@ -476,7 +427,7 @@
                     <pic:cNvPicPr/>
                   </pic:nvPicPr>
                   <pic:blipFill>
-                    <a:blip r:embed="rId19"/>
+                    <a:blip r:embed="rId18"/>
                     <a:stretch>
                       <a:fillRect/>
                     </a:stretch>
@@ -526,7 +477,7 @@
           <w:b/>
           <w:sz w:val="26"/>
         </w:rPr>
-        <w:t>6. ISRO successfully carries out three major tests of Gaganyaan crew module systems - News On AIR</w:t>
+        <w:t>5. ISRO successfully carries out three major tests of Gaganyaan crew module systems - News On AIR</w:t>
       </w:r>
     </w:p>
     <w:p>
@@ -534,7 +485,7 @@
         <w:spacing w:after="80"/>
         <w:jc w:val="left"/>
       </w:pPr>
-      <w:hyperlink r:id="rId20">
+      <w:hyperlink r:id="rId19">
         <w:r>
           <w:rPr>
             <w:color w:val="0000FF"/>
@@ -575,7 +526,7 @@
           <w:b/>
           <w:sz w:val="26"/>
         </w:rPr>
-        <w:t>7. 149 million views! Artemis II moon mission breaks NASA's streaming record</w:t>
+        <w:t>6. 149 million views! Artemis II moon mission breaks NASA's streaming record</w:t>
       </w:r>
     </w:p>
     <w:p>
@@ -583,7 +534,7 @@
         <w:spacing w:after="80"/>
         <w:jc w:val="left"/>
       </w:pPr>
-      <w:hyperlink r:id="rId21">
+      <w:hyperlink r:id="rId20">
         <w:r>
           <w:rPr>
             <w:color w:val="0000FF"/>
@@ -614,7 +565,7 @@
                     <pic:cNvPicPr/>
                   </pic:nvPicPr>
                   <pic:blipFill>
-                    <a:blip r:embed="rId22"/>
+                    <a:blip r:embed="rId21"/>
                     <a:stretch>
                       <a:fillRect/>
                     </a:stretch>
